--- a/АБК/Том СКС АБК/АОСР 2-СКС-АБК.docx
+++ b/АБК/Том СКС АБК/АОСР 2-СКС-АБК.docx
@@ -3751,7 +3751,7 @@
                 <w:i/>
                 <w:iCs/>
               </w:rPr>
-              <w:t xml:space="preserve">Исполнительная схема 16/1/26-ИД-АБК, лист 5.</w:t>
+              <w:t xml:space="preserve">Исполнительная схема 16/1/26-СКС-ИД-АБК, лист 2.</w:t>
             </w:r>
           </w:p>
         </w:tc>
@@ -5130,7 +5130,7 @@
                 <w:i/>
                 <w:iCs/>
               </w:rPr>
-              <w:t xml:space="preserve">Исполнительная схема 16/1/26-ИД-АБК, лист 5.</w:t>
+              <w:t xml:space="preserve">Исполнительная схема 16/1/26-СКС-ИД-АБК, лист 2.</w:t>
             </w:r>
           </w:p>
         </w:tc>
